--- a/4to Año/AyOCII/TP4-RodriguezdelBustoSofia.docx
+++ b/4to Año/AyOCII/TP4-RodriguezdelBustoSofia.docx
@@ -632,15 +632,7 @@
         <w:t xml:space="preserve"> </w:t>
       </w:r>
       <w:r>
-        <w:t xml:space="preserve">tiene esta métrica si es el caso que las dos computadoras tienen </w:t>
-      </w:r>
-      <w:proofErr w:type="spellStart"/>
-      <w:r>
-        <w:t>ISAs</w:t>
-      </w:r>
-      <w:proofErr w:type="spellEnd"/>
-      <w:r>
-        <w:t xml:space="preserve"> diferentes?</w:t>
+        <w:t>tiene esta métrica si es el caso que las dos computadoras tienen ISAs diferentes?</w:t>
       </w:r>
     </w:p>
     <w:p>
@@ -818,6 +810,38 @@
               </w:rPr>
               <m:t>35 s</m:t>
             </m:r>
+            <m:r>
+              <w:rPr>
+                <w:rFonts w:ascii="Cambria Math" w:hAnsi="Cambria Math"/>
+              </w:rPr>
+              <m:t>*</m:t>
+            </m:r>
+            <m:sSup>
+              <m:sSupPr>
+                <m:ctrlPr>
+                  <w:rPr>
+                    <w:rFonts w:ascii="Cambria Math" w:hAnsi="Cambria Math"/>
+                    <w:i/>
+                  </w:rPr>
+                </m:ctrlPr>
+              </m:sSupPr>
+              <m:e>
+                <m:r>
+                  <w:rPr>
+                    <w:rFonts w:ascii="Cambria Math" w:hAnsi="Cambria Math"/>
+                  </w:rPr>
+                  <m:t>10</m:t>
+                </m:r>
+              </m:e>
+              <m:sup>
+                <m:r>
+                  <w:rPr>
+                    <w:rFonts w:ascii="Cambria Math" w:hAnsi="Cambria Math"/>
+                  </w:rPr>
+                  <m:t>6</m:t>
+                </m:r>
+              </m:sup>
+            </m:sSup>
           </m:den>
         </m:f>
         <m:r>
@@ -891,13 +915,69 @@
               </w:rPr>
               <m:t>21 s</m:t>
             </m:r>
+            <m:r>
+              <w:rPr>
+                <w:rFonts w:ascii="Cambria Math" w:hAnsi="Cambria Math"/>
+              </w:rPr>
+              <m:t>*</m:t>
+            </m:r>
+            <m:sSup>
+              <m:sSupPr>
+                <m:ctrlPr>
+                  <w:rPr>
+                    <w:rFonts w:ascii="Cambria Math" w:hAnsi="Cambria Math"/>
+                    <w:i/>
+                  </w:rPr>
+                </m:ctrlPr>
+              </m:sSupPr>
+              <m:e>
+                <m:r>
+                  <w:rPr>
+                    <w:rFonts w:ascii="Cambria Math" w:hAnsi="Cambria Math"/>
+                  </w:rPr>
+                  <m:t>10</m:t>
+                </m:r>
+              </m:e>
+              <m:sup>
+                <m:r>
+                  <w:rPr>
+                    <w:rFonts w:ascii="Cambria Math" w:hAnsi="Cambria Math"/>
+                  </w:rPr>
+                  <m:t>6</m:t>
+                </m:r>
+              </m:sup>
+            </m:sSup>
           </m:den>
         </m:f>
         <m:r>
           <w:rPr>
             <w:rFonts w:ascii="Cambria Math" w:hAnsi="Cambria Math"/>
           </w:rPr>
-          <m:t>=16,84 MIPS</m:t>
+          <m:t>=</m:t>
+        </m:r>
+        <m:r>
+          <w:rPr>
+            <w:rFonts w:ascii="Cambria Math" w:hAnsi="Cambria Math"/>
+          </w:rPr>
+          <m:t>24</m:t>
+        </m:r>
+        <m:r>
+          <w:rPr>
+            <w:rFonts w:ascii="Cambria Math" w:hAnsi="Cambria Math"/>
+          </w:rPr>
+          <m:t>,8</m:t>
+        </m:r>
+        <m:r>
+          <w:rPr>
+            <w:rFonts w:ascii="Cambria Math" w:hAnsi="Cambria Math"/>
+          </w:rPr>
+          <m:t>5</m:t>
+        </m:r>
+        <m:r>
+          <w:rPr>
+            <w:rFonts w:ascii="Cambria Math" w:hAnsi="Cambria Math"/>
+          </w:rPr>
+          <m:t xml:space="preserve"> MIPS</m:t>
         </m:r>
       </m:oMath>
     </w:p>
@@ -1034,23 +1114,7 @@
         <w:jc w:val="both"/>
       </w:pPr>
       <w:r>
-        <w:t>CPI (</w:t>
-      </w:r>
-      <w:proofErr w:type="spellStart"/>
-      <w:r>
-        <w:t>Cycles</w:t>
-      </w:r>
-      <w:proofErr w:type="spellEnd"/>
-      <w:r>
-        <w:t xml:space="preserve"> Per </w:t>
-      </w:r>
-      <w:proofErr w:type="spellStart"/>
-      <w:r>
-        <w:t>Instruction</w:t>
-      </w:r>
-      <w:proofErr w:type="spellEnd"/>
-      <w:r>
-        <w:t>): distintas arquitecturas pueden requerir más o menos ciclos por instrucción.</w:t>
+        <w:t>CPI (Cycles Per Instruction): distintas arquitecturas pueden requerir más o menos ciclos por instrucción.</w:t>
       </w:r>
     </w:p>
     <w:p>
@@ -1080,21 +1144,8 @@
         <w:ind w:right="158"/>
         <w:jc w:val="both"/>
       </w:pPr>
-      <w:proofErr w:type="spellStart"/>
-      <w:r>
-        <w:t>Clock</w:t>
-      </w:r>
-      <w:proofErr w:type="spellEnd"/>
-      <w:r>
-        <w:t xml:space="preserve"> </w:t>
-      </w:r>
-      <w:proofErr w:type="spellStart"/>
-      <w:r>
-        <w:t>Rate</w:t>
-      </w:r>
-      <w:proofErr w:type="spellEnd"/>
-      <w:r>
-        <w:t xml:space="preserve"> o frecuencia del reloj: influye directamente en el tiempo de ejecución.</w:t>
+      <w:r>
+        <w:t>Clock Rate o frecuencia del reloj: influye directamente en el tiempo de ejecución.</w:t>
       </w:r>
     </w:p>
     <w:p>
@@ -1125,15 +1176,7 @@
         <w:jc w:val="both"/>
       </w:pPr>
       <w:r>
-        <w:t xml:space="preserve">Tipo de instrucciones y complejidad del ISA: un mismo programa puede traducirse en diferente cantidad y tipo de instrucciones en distintas </w:t>
-      </w:r>
-      <w:proofErr w:type="spellStart"/>
-      <w:r>
-        <w:t>ISAs</w:t>
-      </w:r>
-      <w:proofErr w:type="spellEnd"/>
-      <w:r>
-        <w:t>.</w:t>
+        <w:t>Tipo de instrucciones y complejidad del ISA: un mismo programa puede traducirse en diferente cantidad y tipo de instrucciones en distintas ISAs.</w:t>
       </w:r>
     </w:p>
     <w:p>
@@ -1160,15 +1203,7 @@
         <w:jc w:val="both"/>
       </w:pPr>
       <w:r>
-        <w:t xml:space="preserve">MIPS realiza una simplificación para realizar un cálculo más rápido teniendo en cuenta únicamente la cantidad de instrucciones y tiempo de ejecución. Por lo tanto, MIPS no es comparable entre computadoras con diferentes </w:t>
-      </w:r>
-      <w:proofErr w:type="spellStart"/>
-      <w:r>
-        <w:t>ISAs</w:t>
-      </w:r>
-      <w:proofErr w:type="spellEnd"/>
-      <w:r>
-        <w:t>, porque una instrucción en una arquitectura puede hacer mucho más (o menos) trabajo que en otra. Así, una CPU con más MIPS no necesariamente ejecuta el programa más rápido ni con mayor eficiencia.</w:t>
+        <w:t>MIPS realiza una simplificación para realizar un cálculo más rápido teniendo en cuenta únicamente la cantidad de instrucciones y tiempo de ejecución. Por lo tanto, MIPS no es comparable entre computadoras con diferentes ISAs, porque una instrucción en una arquitectura puede hacer mucho más (o menos) trabajo que en otra. Así, una CPU con más MIPS no necesariamente ejecuta el programa más rápido ni con mayor eficiencia.</w:t>
       </w:r>
     </w:p>
     <w:p>
@@ -1763,15 +1798,7 @@
       </w:pPr>
       <w:r>
         <w:lastRenderedPageBreak/>
-        <w:t xml:space="preserve">CPU time=Total Instrucciones </w:t>
-      </w:r>
-      <w:proofErr w:type="spellStart"/>
-      <w:r>
-        <w:t>xCPIx</w:t>
-      </w:r>
-      <w:proofErr w:type="spellEnd"/>
-      <w:r>
-        <w:t xml:space="preserve"> ciclo de reloj</w:t>
+        <w:t>CPU time=Total Instrucciones xCPIx ciclo de reloj</w:t>
       </w:r>
     </w:p>
     <w:p>
@@ -2115,15 +2142,7 @@
         <w:t xml:space="preserve"> </w:t>
       </w:r>
       <w:r>
-        <w:t xml:space="preserve">En la tabla a continuación presentan dichos tipos con sus respectivos </w:t>
-      </w:r>
-      <w:proofErr w:type="spellStart"/>
-      <w:r>
-        <w:t>CPIs</w:t>
-      </w:r>
-      <w:proofErr w:type="spellEnd"/>
-      <w:r>
-        <w:t>.</w:t>
+        <w:t>En la tabla a continuación presentan dichos tipos con sus respectivos CPIs.</w:t>
       </w:r>
     </w:p>
     <w:p>
@@ -6410,6 +6429,38 @@
                 </w:rPr>
                 <m:t>17,5 s</m:t>
               </m:r>
+              <m:r>
+                <w:rPr>
+                  <w:rFonts w:ascii="Cambria Math" w:hAnsi="Cambria Math"/>
+                </w:rPr>
+                <m:t>*</m:t>
+              </m:r>
+              <m:sSup>
+                <m:sSupPr>
+                  <m:ctrlPr>
+                    <w:rPr>
+                      <w:rFonts w:ascii="Cambria Math" w:hAnsi="Cambria Math"/>
+                      <w:i/>
+                    </w:rPr>
+                  </m:ctrlPr>
+                </m:sSupPr>
+                <m:e>
+                  <m:r>
+                    <w:rPr>
+                      <w:rFonts w:ascii="Cambria Math" w:hAnsi="Cambria Math"/>
+                    </w:rPr>
+                    <m:t>10</m:t>
+                  </m:r>
+                </m:e>
+                <m:sup>
+                  <m:r>
+                    <w:rPr>
+                      <w:rFonts w:ascii="Cambria Math" w:hAnsi="Cambria Math"/>
+                    </w:rPr>
+                    <m:t>6</m:t>
+                  </m:r>
+                </m:sup>
+              </m:sSup>
             </m:den>
           </m:f>
           <m:r>
@@ -6577,6 +6628,38 @@
                 </w:rPr>
                 <m:t>25,83s</m:t>
               </m:r>
+              <m:r>
+                <w:rPr>
+                  <w:rFonts w:ascii="Cambria Math" w:hAnsi="Cambria Math"/>
+                </w:rPr>
+                <m:t>*</m:t>
+              </m:r>
+              <m:sSup>
+                <m:sSupPr>
+                  <m:ctrlPr>
+                    <w:rPr>
+                      <w:rFonts w:ascii="Cambria Math" w:hAnsi="Cambria Math"/>
+                      <w:i/>
+                    </w:rPr>
+                  </m:ctrlPr>
+                </m:sSupPr>
+                <m:e>
+                  <m:r>
+                    <w:rPr>
+                      <w:rFonts w:ascii="Cambria Math" w:hAnsi="Cambria Math"/>
+                    </w:rPr>
+                    <m:t>10</m:t>
+                  </m:r>
+                </m:e>
+                <m:sup>
+                  <m:r>
+                    <w:rPr>
+                      <w:rFonts w:ascii="Cambria Math" w:hAnsi="Cambria Math"/>
+                    </w:rPr>
+                    <m:t>6</m:t>
+                  </m:r>
+                </m:sup>
+              </m:sSup>
             </m:den>
           </m:f>
           <m:r>
@@ -6965,15 +7048,7 @@
       <w:bookmarkStart w:id="1" w:name="_Hlk211964816"/>
       <w:r>
         <w:lastRenderedPageBreak/>
-        <w:t xml:space="preserve">Según la Ley de </w:t>
-      </w:r>
-      <w:proofErr w:type="spellStart"/>
-      <w:r>
-        <w:t>Amdahl</w:t>
-      </w:r>
-      <w:proofErr w:type="spellEnd"/>
-      <w:r>
-        <w:t>, la ganancia en velocidad del sistema se calcula como:</w:t>
+        <w:t>Según la Ley de Amdahl, la ganancia en velocidad del sistema se calcula como:</w:t>
       </w:r>
     </w:p>
     <w:p>
@@ -7063,13 +7138,7 @@
                   <w:rPr>
                     <w:rFonts w:ascii="Cambria Math" w:hAnsi="Cambria Math"/>
                   </w:rPr>
-                  <m:t xml:space="preserve">factor </m:t>
-                </m:r>
-                <m:r>
-                  <w:rPr>
-                    <w:rFonts w:ascii="Cambria Math" w:hAnsi="Cambria Math"/>
-                  </w:rPr>
-                  <m:t>mejora</m:t>
+                  <m:t>factor mejora</m:t>
                 </m:r>
               </m:den>
             </m:f>
@@ -7108,15 +7177,7 @@
         <w:t>Como la tarjeta realizará operaciones en la mitad de tiempo</w:t>
       </w:r>
       <w:r>
-        <w:t xml:space="preserve">, </w:t>
-      </w:r>
-      <w:proofErr w:type="spellStart"/>
-      <w:r>
-        <w:t>el</w:t>
-      </w:r>
-      <w:proofErr w:type="spellEnd"/>
-      <w:r>
-        <w:t xml:space="preserve"> factor de mejora</w:t>
+        <w:t>, el factor de mejora</w:t>
       </w:r>
       <w:r>
         <w:t xml:space="preserve"> es 2. Por lo tanto, la ganancia es:</w:t>
@@ -9862,6 +9923,38 @@
                 </w:rPr>
                 <m:t>36,67 s</m:t>
               </m:r>
+              <m:r>
+                <w:rPr>
+                  <w:rFonts w:ascii="Cambria Math" w:hAnsi="Cambria Math"/>
+                </w:rPr>
+                <m:t>*</m:t>
+              </m:r>
+              <m:sSup>
+                <m:sSupPr>
+                  <m:ctrlPr>
+                    <w:rPr>
+                      <w:rFonts w:ascii="Cambria Math" w:hAnsi="Cambria Math"/>
+                      <w:i/>
+                    </w:rPr>
+                  </m:ctrlPr>
+                </m:sSupPr>
+                <m:e>
+                  <m:r>
+                    <w:rPr>
+                      <w:rFonts w:ascii="Cambria Math" w:hAnsi="Cambria Math"/>
+                    </w:rPr>
+                    <m:t>10</m:t>
+                  </m:r>
+                </m:e>
+                <m:sup>
+                  <m:r>
+                    <w:rPr>
+                      <w:rFonts w:ascii="Cambria Math" w:hAnsi="Cambria Math"/>
+                    </w:rPr>
+                    <m:t>6</m:t>
+                  </m:r>
+                </m:sup>
+              </m:sSup>
             </m:den>
           </m:f>
           <m:r>
@@ -9939,6 +10032,38 @@
                 </w:rPr>
                 <m:t>36,67</m:t>
               </m:r>
+              <m:r>
+                <w:rPr>
+                  <w:rFonts w:ascii="Cambria Math" w:hAnsi="Cambria Math"/>
+                </w:rPr>
+                <m:t>*</m:t>
+              </m:r>
+              <m:sSup>
+                <m:sSupPr>
+                  <m:ctrlPr>
+                    <w:rPr>
+                      <w:rFonts w:ascii="Cambria Math" w:hAnsi="Cambria Math"/>
+                      <w:i/>
+                    </w:rPr>
+                  </m:ctrlPr>
+                </m:sSupPr>
+                <m:e>
+                  <m:r>
+                    <w:rPr>
+                      <w:rFonts w:ascii="Cambria Math" w:hAnsi="Cambria Math"/>
+                    </w:rPr>
+                    <m:t>10</m:t>
+                  </m:r>
+                </m:e>
+                <m:sup>
+                  <m:r>
+                    <w:rPr>
+                      <w:rFonts w:ascii="Cambria Math" w:hAnsi="Cambria Math"/>
+                    </w:rPr>
+                    <m:t>6</m:t>
+                  </m:r>
+                </m:sup>
+              </m:sSup>
             </m:den>
           </m:f>
           <m:r>
@@ -10016,6 +10141,38 @@
                 </w:rPr>
                 <m:t>45,83s</m:t>
               </m:r>
+              <m:r>
+                <w:rPr>
+                  <w:rFonts w:ascii="Cambria Math" w:hAnsi="Cambria Math"/>
+                </w:rPr>
+                <m:t>*</m:t>
+              </m:r>
+              <m:sSup>
+                <m:sSupPr>
+                  <m:ctrlPr>
+                    <w:rPr>
+                      <w:rFonts w:ascii="Cambria Math" w:hAnsi="Cambria Math"/>
+                      <w:i/>
+                    </w:rPr>
+                  </m:ctrlPr>
+                </m:sSupPr>
+                <m:e>
+                  <m:r>
+                    <w:rPr>
+                      <w:rFonts w:ascii="Cambria Math" w:hAnsi="Cambria Math"/>
+                    </w:rPr>
+                    <m:t>10</m:t>
+                  </m:r>
+                </m:e>
+                <m:sup>
+                  <m:r>
+                    <w:rPr>
+                      <w:rFonts w:ascii="Cambria Math" w:hAnsi="Cambria Math"/>
+                    </w:rPr>
+                    <m:t>6</m:t>
+                  </m:r>
+                </m:sup>
+              </m:sSup>
             </m:den>
           </m:f>
           <m:r>
@@ -11356,15 +11513,7 @@
         <w:ind w:left="1153" w:right="166" w:firstLine="0"/>
       </w:pPr>
       <w:r>
-        <w:t xml:space="preserve">Según la Ley de </w:t>
-      </w:r>
-      <w:proofErr w:type="spellStart"/>
-      <w:r>
-        <w:t>Amdahl</w:t>
-      </w:r>
-      <w:proofErr w:type="spellEnd"/>
-      <w:r>
-        <w:t>, la ganancia en velocidad del sistema se calcula como:</w:t>
+        <w:t>Según la Ley de Amdahl, la ganancia en velocidad del sistema se calcula como:</w:t>
       </w:r>
     </w:p>
     <w:p>
@@ -11960,15 +12109,7 @@
         <w:ind w:left="1151" w:firstLine="0"/>
       </w:pPr>
       <w:r>
-        <w:t xml:space="preserve">Recomendaría la mejora de instrucciones de salto condicional ya que según la Ley de </w:t>
-      </w:r>
-      <w:proofErr w:type="spellStart"/>
-      <w:r>
-        <w:t>Amdahl</w:t>
-      </w:r>
-      <w:proofErr w:type="spellEnd"/>
-      <w:r>
-        <w:t xml:space="preserve"> es quién produce una mayor ganancia. Esto se debe que el empleo de esta</w:t>
+        <w:t>Recomendaría la mejora de instrucciones de salto condicional ya que según la Ley de Amdahl es quién produce una mayor ganancia. Esto se debe que el empleo de esta</w:t>
       </w:r>
       <w:r>
         <w:t>s</w:t>
@@ -12071,13 +12212,8 @@
         </w:rPr>
         <w:t xml:space="preserve"> </w:t>
       </w:r>
-      <w:proofErr w:type="spellStart"/>
-      <w:r>
-        <w:t>seg</w:t>
-      </w:r>
-      <w:proofErr w:type="spellEnd"/>
-      <w:r>
-        <w:t>.</w:t>
+      <w:r>
+        <w:t>seg.</w:t>
       </w:r>
       <w:r>
         <w:rPr>
@@ -12403,15 +12539,7 @@
         <w:ind w:left="1153" w:right="166" w:firstLine="0"/>
       </w:pPr>
       <w:r>
-        <w:t xml:space="preserve">Según la Ley de </w:t>
-      </w:r>
-      <w:proofErr w:type="spellStart"/>
-      <w:r>
-        <w:t>Amdahl</w:t>
-      </w:r>
-      <w:proofErr w:type="spellEnd"/>
-      <w:r>
-        <w:t>, la ganancia en velocidad del sistema se calcula como:</w:t>
+        <w:t>Según la Ley de Amdahl, la ganancia en velocidad del sistema se calcula como:</w:t>
       </w:r>
     </w:p>
     <w:p>
@@ -12501,19 +12629,7 @@
                   <w:rPr>
                     <w:rFonts w:ascii="Cambria Math" w:hAnsi="Cambria Math"/>
                   </w:rPr>
-                  <m:t>f</m:t>
-                </m:r>
-                <m:r>
-                  <w:rPr>
-                    <w:rFonts w:ascii="Cambria Math" w:hAnsi="Cambria Math"/>
-                  </w:rPr>
-                  <m:t>actor de mejo</m:t>
-                </m:r>
-                <m:r>
-                  <w:rPr>
-                    <w:rFonts w:ascii="Cambria Math" w:hAnsi="Cambria Math"/>
-                  </w:rPr>
-                  <m:t>ra</m:t>
+                  <m:t>factor de mejora</m:t>
                 </m:r>
               </m:den>
             </m:f>
@@ -14108,15 +14224,7 @@
         <w:ind w:left="1153" w:right="166" w:firstLine="0"/>
       </w:pPr>
       <w:r>
-        <w:t xml:space="preserve">Según la Ley de </w:t>
-      </w:r>
-      <w:proofErr w:type="spellStart"/>
-      <w:r>
-        <w:t>Amdahl</w:t>
-      </w:r>
-      <w:proofErr w:type="spellEnd"/>
-      <w:r>
-        <w:t>, la ganancia en velocidad del sistema se calcula como:</w:t>
+        <w:t>Según la Ley de Amdahl, la ganancia en velocidad del sistema se calcula como:</w:t>
       </w:r>
     </w:p>
     <w:p>
@@ -14712,15 +14820,7 @@
         <w:ind w:left="1151" w:firstLine="0"/>
       </w:pPr>
       <w:r>
-        <w:t xml:space="preserve">Recomendaría la mejora de instrucciones de salto condicional ya que según la Ley de </w:t>
-      </w:r>
-      <w:proofErr w:type="spellStart"/>
-      <w:r>
-        <w:t>Amdahl</w:t>
-      </w:r>
-      <w:proofErr w:type="spellEnd"/>
-      <w:r>
-        <w:t xml:space="preserve"> es quién produce una mayor ganancia. Esto se debe que el empleo de esta</w:t>
+        <w:t>Recomendaría la mejora de instrucciones de salto condicional ya que según la Ley de Amdahl es quién produce una mayor ganancia. Esto se debe que el empleo de esta</w:t>
       </w:r>
       <w:r>
         <w:t>s</w:t>
@@ -15338,15 +15438,7 @@
         <w:spacing w:before="34"/>
       </w:pPr>
       <w:r>
-        <w:t xml:space="preserve">Tiempo de ejecución de Programa 1: 83,33 </w:t>
-      </w:r>
-      <w:proofErr w:type="spellStart"/>
-      <w:r>
-        <w:t>ns</w:t>
-      </w:r>
-      <w:proofErr w:type="spellEnd"/>
-      <w:r>
-        <w:t>.</w:t>
+        <w:t>Tiempo de ejecución de Programa 1: 83,33 ns.</w:t>
       </w:r>
     </w:p>
     <w:p>
@@ -16112,15 +16204,7 @@
               <w:sz w:val="18"/>
               <w:szCs w:val="18"/>
             </w:rPr>
-            <m:t>*0.05≈14,332</m:t>
-          </m:r>
-          <m:r>
-            <w:rPr>
-              <w:rFonts w:ascii="Cambria Math" w:hAnsi="Cambria Math"/>
-              <w:sz w:val="18"/>
-              <w:szCs w:val="18"/>
-            </w:rPr>
-            <m:t>s</m:t>
+            <m:t>*0.05≈14,332s</m:t>
           </m:r>
         </m:oMath>
       </m:oMathPara>
@@ -16433,15 +16517,7 @@
                           <w:sz w:val="18"/>
                           <w:szCs w:val="18"/>
                         </w:rPr>
-                        <m:t>z</m:t>
-                      </m:r>
-                      <m:r>
-                        <w:rPr>
-                          <w:rFonts w:ascii="Cambria Math" w:hAnsi="Cambria Math"/>
-                          <w:sz w:val="18"/>
-                          <w:szCs w:val="18"/>
-                        </w:rPr>
-                        <m:t>C2</m:t>
+                        <m:t>zC2</m:t>
                       </m:r>
                     </m:sub>
                   </m:sSub>
@@ -16475,15 +16551,7 @@
                           <w:sz w:val="18"/>
                           <w:szCs w:val="18"/>
                         </w:rPr>
-                        <m:t>X</m:t>
-                      </m:r>
-                      <m:r>
-                        <w:rPr>
-                          <w:rFonts w:ascii="Cambria Math" w:hAnsi="Cambria Math"/>
-                          <w:sz w:val="18"/>
-                          <w:szCs w:val="18"/>
-                        </w:rPr>
-                        <m:t>C2</m:t>
+                        <m:t>XC2</m:t>
                       </m:r>
                     </m:sub>
                   </m:sSub>
@@ -16537,15 +16605,7 @@
                           <w:sz w:val="18"/>
                           <w:szCs w:val="18"/>
                         </w:rPr>
-                        <m:t>z</m:t>
-                      </m:r>
-                      <m:r>
-                        <w:rPr>
-                          <w:rFonts w:ascii="Cambria Math" w:hAnsi="Cambria Math"/>
-                          <w:sz w:val="18"/>
-                          <w:szCs w:val="18"/>
-                        </w:rPr>
-                        <m:t>T3</m:t>
+                        <m:t>zT3</m:t>
                       </m:r>
                     </m:sub>
                   </m:sSub>
@@ -16579,15 +16639,7 @@
                           <w:sz w:val="18"/>
                           <w:szCs w:val="18"/>
                         </w:rPr>
-                        <m:t>X</m:t>
-                      </m:r>
-                      <m:r>
-                        <w:rPr>
-                          <w:rFonts w:ascii="Cambria Math" w:hAnsi="Cambria Math"/>
-                          <w:sz w:val="18"/>
-                          <w:szCs w:val="18"/>
-                        </w:rPr>
-                        <m:t>T3</m:t>
+                        <m:t>XT3</m:t>
                       </m:r>
                     </m:sub>
                   </m:sSub>
@@ -16895,31 +16947,7 @@
                   <w:sz w:val="18"/>
                   <w:szCs w:val="18"/>
                 </w:rPr>
-                <m:t>*</m:t>
-              </m:r>
-              <m:r>
-                <w:rPr>
-                  <w:rFonts w:ascii="Cambria Math" w:hAnsi="Cambria Math"/>
-                  <w:sz w:val="18"/>
-                  <w:szCs w:val="18"/>
-                </w:rPr>
-                <m:t>3,872</m:t>
-              </m:r>
-              <m:r>
-                <w:rPr>
-                  <w:rFonts w:ascii="Cambria Math" w:hAnsi="Cambria Math"/>
-                  <w:sz w:val="18"/>
-                  <w:szCs w:val="18"/>
-                </w:rPr>
-                <m:t>*</m:t>
-              </m:r>
-              <m:r>
-                <w:rPr>
-                  <w:rFonts w:ascii="Cambria Math" w:hAnsi="Cambria Math"/>
-                  <w:sz w:val="18"/>
-                  <w:szCs w:val="18"/>
-                </w:rPr>
-                <m:t>4,364</m:t>
+                <m:t>*3,872*4,364</m:t>
               </m:r>
             </m:e>
           </m:rad>
@@ -16957,23 +16985,7 @@
               <w:sz w:val="18"/>
               <w:szCs w:val="18"/>
             </w:rPr>
-            <m:t>T</m:t>
-          </m:r>
-          <m:r>
-            <w:rPr>
-              <w:rFonts w:ascii="Cambria Math" w:hAnsi="Cambria Math"/>
-              <w:sz w:val="18"/>
-              <w:szCs w:val="18"/>
-            </w:rPr>
-            <m:t>Y</m:t>
-          </m:r>
-          <m:r>
-            <w:rPr>
-              <w:rFonts w:ascii="Cambria Math" w:hAnsi="Cambria Math"/>
-              <w:sz w:val="18"/>
-              <w:szCs w:val="18"/>
-            </w:rPr>
-            <m:t xml:space="preserve"> promedio geométrico=</m:t>
+            <m:t>TY promedio geométrico=</m:t>
           </m:r>
           <m:rad>
             <m:radPr>
@@ -17071,15 +17083,7 @@
                           <w:sz w:val="18"/>
                           <w:szCs w:val="18"/>
                         </w:rPr>
-                        <m:t>Y</m:t>
-                      </m:r>
-                      <m:r>
-                        <w:rPr>
-                          <w:rFonts w:ascii="Cambria Math" w:hAnsi="Cambria Math"/>
-                          <w:sz w:val="18"/>
-                          <w:szCs w:val="18"/>
-                        </w:rPr>
-                        <m:t>P1</m:t>
+                        <m:t>YP1</m:t>
                       </m:r>
                     </m:sub>
                   </m:sSub>
@@ -17167,15 +17171,7 @@
                           <w:sz w:val="18"/>
                           <w:szCs w:val="18"/>
                         </w:rPr>
-                        <m:t>Y</m:t>
-                      </m:r>
-                      <m:r>
-                        <w:rPr>
-                          <w:rFonts w:ascii="Cambria Math" w:hAnsi="Cambria Math"/>
-                          <w:sz w:val="18"/>
-                          <w:szCs w:val="18"/>
-                        </w:rPr>
-                        <m:t>C2</m:t>
+                        <m:t>YC2</m:t>
                       </m:r>
                     </m:sub>
                   </m:sSub>
@@ -17263,15 +17259,7 @@
                           <w:sz w:val="18"/>
                           <w:szCs w:val="18"/>
                         </w:rPr>
-                        <m:t>Y</m:t>
-                      </m:r>
-                      <m:r>
-                        <w:rPr>
-                          <w:rFonts w:ascii="Cambria Math" w:hAnsi="Cambria Math"/>
-                          <w:sz w:val="18"/>
-                          <w:szCs w:val="18"/>
-                        </w:rPr>
-                        <m:t>T3</m:t>
+                        <m:t>YT3</m:t>
                       </m:r>
                     </m:sub>
                   </m:sSub>
@@ -17305,23 +17293,7 @@
               <w:sz w:val="18"/>
               <w:szCs w:val="18"/>
             </w:rPr>
-            <m:t>T</m:t>
-          </m:r>
-          <m:r>
-            <w:rPr>
-              <w:rFonts w:ascii="Cambria Math" w:hAnsi="Cambria Math"/>
-              <w:sz w:val="18"/>
-              <w:szCs w:val="18"/>
-            </w:rPr>
-            <m:t>Y</m:t>
-          </m:r>
-          <m:r>
-            <w:rPr>
-              <w:rFonts w:ascii="Cambria Math" w:hAnsi="Cambria Math"/>
-              <w:sz w:val="18"/>
-              <w:szCs w:val="18"/>
-            </w:rPr>
-            <m:t xml:space="preserve"> promedio geométrico=</m:t>
+            <m:t>TY promedio geométrico=</m:t>
           </m:r>
           <m:rad>
             <m:radPr>
@@ -17413,15 +17385,7 @@
                       <w:sz w:val="18"/>
                       <w:szCs w:val="18"/>
                     </w:rPr>
-                    <m:t>s</m:t>
-                  </m:r>
-                  <m:r>
-                    <w:rPr>
-                      <w:rFonts w:ascii="Cambria Math" w:hAnsi="Cambria Math"/>
-                      <w:sz w:val="18"/>
-                      <w:szCs w:val="18"/>
-                    </w:rPr>
-                    <m:t>*5</m:t>
+                    <m:t>s*5</m:t>
                   </m:r>
                 </m:den>
               </m:f>
@@ -17461,15 +17425,7 @@
                       <w:sz w:val="18"/>
                       <w:szCs w:val="18"/>
                     </w:rPr>
-                    <m:t>25,83s</m:t>
-                  </m:r>
-                  <m:r>
-                    <w:rPr>
-                      <w:rFonts w:ascii="Cambria Math" w:hAnsi="Cambria Math"/>
-                      <w:sz w:val="18"/>
-                      <w:szCs w:val="18"/>
-                    </w:rPr>
-                    <m:t>*0,6</m:t>
+                    <m:t>25,83s*0,6</m:t>
                   </m:r>
                 </m:den>
               </m:f>
@@ -17561,23 +17517,7 @@
               <w:sz w:val="18"/>
               <w:szCs w:val="18"/>
             </w:rPr>
-            <m:t>T</m:t>
-          </m:r>
-          <m:r>
-            <w:rPr>
-              <w:rFonts w:ascii="Cambria Math" w:hAnsi="Cambria Math"/>
-              <w:sz w:val="18"/>
-              <w:szCs w:val="18"/>
-            </w:rPr>
-            <m:t>Y</m:t>
-          </m:r>
-          <m:r>
-            <w:rPr>
-              <w:rFonts w:ascii="Cambria Math" w:hAnsi="Cambria Math"/>
-              <w:sz w:val="18"/>
-              <w:szCs w:val="18"/>
-            </w:rPr>
-            <m:t xml:space="preserve"> promedio geométrico=</m:t>
+            <m:t>TY promedio geométrico=</m:t>
           </m:r>
           <m:rad>
             <m:radPr>
@@ -17647,31 +17587,7 @@
                   <w:sz w:val="18"/>
                   <w:szCs w:val="18"/>
                 </w:rPr>
-                <m:t>*</m:t>
-              </m:r>
-              <m:r>
-                <w:rPr>
-                  <w:rFonts w:ascii="Cambria Math" w:hAnsi="Cambria Math"/>
-                  <w:sz w:val="18"/>
-                  <w:szCs w:val="18"/>
-                </w:rPr>
-                <m:t>6,452</m:t>
-              </m:r>
-              <m:r>
-                <w:rPr>
-                  <w:rFonts w:ascii="Cambria Math" w:hAnsi="Cambria Math"/>
-                  <w:sz w:val="18"/>
-                  <w:szCs w:val="18"/>
-                </w:rPr>
-                <m:t>*</m:t>
-              </m:r>
-              <m:r>
-                <w:rPr>
-                  <w:rFonts w:ascii="Cambria Math" w:hAnsi="Cambria Math"/>
-                  <w:sz w:val="18"/>
-                  <w:szCs w:val="18"/>
-                </w:rPr>
-                <m:t>7,275</m:t>
+                <m:t>*6,452*7,275</m:t>
               </m:r>
             </m:e>
           </m:rad>
@@ -17681,15 +17597,7 @@
               <w:sz w:val="18"/>
               <w:szCs w:val="18"/>
             </w:rPr>
-            <m:t>≈</m:t>
-          </m:r>
-          <m:r>
-            <w:rPr>
-              <w:rFonts w:ascii="Cambria Math" w:hAnsi="Cambria Math"/>
-              <w:sz w:val="18"/>
-              <w:szCs w:val="18"/>
-            </w:rPr>
-            <m:t>482,97</m:t>
+            <m:t>≈482,97</m:t>
           </m:r>
         </m:oMath>
       </m:oMathPara>
@@ -18471,7 +18379,6 @@
                               <w:szCs w:val="24"/>
                             </w:rPr>
                           </w:pPr>
-                          <w:proofErr w:type="spellStart"/>
                           <w:r>
                             <w:rPr>
                               <w:b/>
@@ -18480,18 +18387,7 @@
                               <w:sz w:val="24"/>
                               <w:szCs w:val="24"/>
                             </w:rPr>
-                            <w:t>Rodriguez</w:t>
-                          </w:r>
-                          <w:proofErr w:type="spellEnd"/>
-                          <w:r>
-                            <w:rPr>
-                              <w:b/>
-                              <w:bCs/>
-                              <w:spacing w:val="-2"/>
-                              <w:sz w:val="24"/>
-                              <w:szCs w:val="24"/>
-                            </w:rPr>
-                            <w:t xml:space="preserve"> del Busto, Sofia</w:t>
+                            <w:t>Rodriguez del Busto, Sofia</w:t>
                           </w:r>
                         </w:p>
                       </w:txbxContent>

--- a/4to Año/AyOCII/TP4-RodriguezdelBustoSofia.docx
+++ b/4to Año/AyOCII/TP4-RodriguezdelBustoSofia.docx
@@ -808,13 +808,7 @@
               <w:rPr>
                 <w:rFonts w:ascii="Cambria Math" w:hAnsi="Cambria Math"/>
               </w:rPr>
-              <m:t>35 s</m:t>
-            </m:r>
-            <m:r>
-              <w:rPr>
-                <w:rFonts w:ascii="Cambria Math" w:hAnsi="Cambria Math"/>
-              </w:rPr>
-              <m:t>*</m:t>
+              <m:t>35 s*</m:t>
             </m:r>
             <m:sSup>
               <m:sSupPr>
@@ -913,13 +907,7 @@
               <w:rPr>
                 <w:rFonts w:ascii="Cambria Math" w:hAnsi="Cambria Math"/>
               </w:rPr>
-              <m:t>21 s</m:t>
-            </m:r>
-            <m:r>
-              <w:rPr>
-                <w:rFonts w:ascii="Cambria Math" w:hAnsi="Cambria Math"/>
-              </w:rPr>
-              <m:t>*</m:t>
+              <m:t>21 s*</m:t>
             </m:r>
             <m:sSup>
               <m:sSupPr>
@@ -953,31 +941,7 @@
           <w:rPr>
             <w:rFonts w:ascii="Cambria Math" w:hAnsi="Cambria Math"/>
           </w:rPr>
-          <m:t>=</m:t>
-        </m:r>
-        <m:r>
-          <w:rPr>
-            <w:rFonts w:ascii="Cambria Math" w:hAnsi="Cambria Math"/>
-          </w:rPr>
-          <m:t>24</m:t>
-        </m:r>
-        <m:r>
-          <w:rPr>
-            <w:rFonts w:ascii="Cambria Math" w:hAnsi="Cambria Math"/>
-          </w:rPr>
-          <m:t>,8</m:t>
-        </m:r>
-        <m:r>
-          <w:rPr>
-            <w:rFonts w:ascii="Cambria Math" w:hAnsi="Cambria Math"/>
-          </w:rPr>
-          <m:t>5</m:t>
-        </m:r>
-        <m:r>
-          <w:rPr>
-            <w:rFonts w:ascii="Cambria Math" w:hAnsi="Cambria Math"/>
-          </w:rPr>
-          <m:t xml:space="preserve"> MIPS</m:t>
+          <m:t>=24,85 MIPS</m:t>
         </m:r>
       </m:oMath>
     </w:p>
@@ -1810,15 +1774,7 @@
         <w:t xml:space="preserve">         </w:t>
       </w:r>
       <w:r>
-        <w:t xml:space="preserve">Como el programa y el conjunto de instrucciones son los mismos, el número de instrucciones es igual para ambas máquinas, por lo </w:t>
-      </w:r>
-      <w:proofErr w:type="gramStart"/>
-      <w:r>
-        <w:t>tanto</w:t>
-      </w:r>
-      <w:proofErr w:type="gramEnd"/>
-      <w:r>
-        <w:t xml:space="preserve"> se puede comparar directamente el producto CPI × Tiempo de ciclo.</w:t>
+        <w:t>Como el programa y el conjunto de instrucciones son los mismos, el número de instrucciones es igual para ambas máquinas, por lo tanto se puede comparar directamente el producto CPI × Tiempo de ciclo.</w:t>
       </w:r>
       <w:r>
         <w:t xml:space="preserve"> Luego:</w:t>
@@ -2646,7 +2602,6 @@
                 <w:b/>
               </w:rPr>
             </w:pPr>
-            <w:proofErr w:type="gramStart"/>
             <w:r>
               <w:rPr>
                 <w:b/>
@@ -2654,7 +2609,6 @@
               </w:rPr>
               <w:t>Total</w:t>
             </w:r>
-            <w:proofErr w:type="gramEnd"/>
             <w:r>
               <w:rPr>
                 <w:b/>
@@ -3842,25 +3796,7 @@
           <w:sz w:val="21"/>
           <w:szCs w:val="21"/>
         </w:rPr>
-        <w:t>○ P</w:t>
-      </w:r>
-      <w:proofErr w:type="gramStart"/>
-      <w:r>
-        <w:rPr>
-          <w:rFonts w:asciiTheme="minorHAnsi" w:eastAsia="CambriaMath" w:hAnsiTheme="minorHAnsi" w:cstheme="minorHAnsi"/>
-          <w:sz w:val="21"/>
-          <w:szCs w:val="21"/>
-        </w:rPr>
-        <w:t>1 :</w:t>
-      </w:r>
-      <w:proofErr w:type="gramEnd"/>
-      <w:r>
-        <w:rPr>
-          <w:rFonts w:asciiTheme="minorHAnsi" w:eastAsia="CambriaMath" w:hAnsiTheme="minorHAnsi" w:cstheme="minorHAnsi"/>
-          <w:sz w:val="21"/>
-          <w:szCs w:val="21"/>
-        </w:rPr>
-        <w:t xml:space="preserve"> </w:t>
+        <w:t xml:space="preserve">○ P1 : </w:t>
       </w:r>
       <m:oMath>
         <m:f>
@@ -3946,25 +3882,7 @@
           <w:sz w:val="21"/>
           <w:szCs w:val="21"/>
         </w:rPr>
-        <w:t>○ P</w:t>
-      </w:r>
-      <w:proofErr w:type="gramStart"/>
-      <w:r>
-        <w:rPr>
-          <w:rFonts w:asciiTheme="minorHAnsi" w:eastAsia="CambriaMath" w:hAnsiTheme="minorHAnsi" w:cstheme="minorHAnsi"/>
-          <w:sz w:val="21"/>
-          <w:szCs w:val="21"/>
-        </w:rPr>
-        <w:t>2 :</w:t>
-      </w:r>
-      <w:proofErr w:type="gramEnd"/>
-      <w:r>
-        <w:rPr>
-          <w:rFonts w:asciiTheme="minorHAnsi" w:eastAsia="CambriaMath" w:hAnsiTheme="minorHAnsi" w:cstheme="minorHAnsi"/>
-          <w:sz w:val="21"/>
-          <w:szCs w:val="21"/>
-        </w:rPr>
-        <w:t xml:space="preserve"> </w:t>
+        <w:t xml:space="preserve">○ P2 : </w:t>
       </w:r>
       <m:oMath>
         <m:f>
@@ -6427,13 +6345,7 @@
                 <w:rPr>
                   <w:rFonts w:ascii="Cambria Math" w:hAnsi="Cambria Math"/>
                 </w:rPr>
-                <m:t>17,5 s</m:t>
-              </m:r>
-              <m:r>
-                <w:rPr>
-                  <w:rFonts w:ascii="Cambria Math" w:hAnsi="Cambria Math"/>
-                </w:rPr>
-                <m:t>*</m:t>
+                <m:t>17,5 s*</m:t>
               </m:r>
               <m:sSup>
                 <m:sSupPr>
@@ -6626,13 +6538,7 @@
                 <w:rPr>
                   <w:rFonts w:ascii="Cambria Math" w:hAnsi="Cambria Math"/>
                 </w:rPr>
-                <m:t>25,83s</m:t>
-              </m:r>
-              <m:r>
-                <w:rPr>
-                  <w:rFonts w:ascii="Cambria Math" w:hAnsi="Cambria Math"/>
-                </w:rPr>
-                <m:t>*</m:t>
+                <m:t>25,83s*</m:t>
               </m:r>
               <m:sSup>
                 <m:sSupPr>
@@ -6666,7 +6572,19 @@
             <w:rPr>
               <w:rFonts w:ascii="Cambria Math" w:hAnsi="Cambria Math"/>
             </w:rPr>
-            <m:t>≈619,1 MIPS</m:t>
+            <m:t>≈619,</m:t>
+          </m:r>
+          <m:r>
+            <w:rPr>
+              <w:rFonts w:ascii="Cambria Math" w:hAnsi="Cambria Math"/>
+            </w:rPr>
+            <m:t>43</m:t>
+          </m:r>
+          <m:r>
+            <w:rPr>
+              <w:rFonts w:ascii="Cambria Math" w:hAnsi="Cambria Math"/>
+            </w:rPr>
+            <m:t xml:space="preserve"> MIPS</m:t>
           </m:r>
         </m:oMath>
       </m:oMathPara>
@@ -6828,21 +6746,7 @@
         <w:rPr>
           <w:lang w:val="es-AR"/>
         </w:rPr>
-        <w:t xml:space="preserve">por segundo, alguna de CPI </w:t>
-      </w:r>
-      <w:proofErr w:type="gramStart"/>
-      <w:r>
-        <w:rPr>
-          <w:lang w:val="es-AR"/>
-        </w:rPr>
-        <w:t>bajo</w:t>
-      </w:r>
-      <w:proofErr w:type="gramEnd"/>
-      <w:r>
-        <w:rPr>
-          <w:lang w:val="es-AR"/>
-        </w:rPr>
-        <w:t xml:space="preserve"> pero otras de CPI alto. Por lo tanto, el cálculo con CPI nos permite medir mejor el tiempo real de ejecución.</w:t>
+        <w:t>por segundo, alguna de CPI bajo pero otras de CPI alto. Por lo tanto, el cálculo con CPI nos permite medir mejor el tiempo real de ejecución.</w:t>
       </w:r>
     </w:p>
     <w:p>
@@ -9921,13 +9825,7 @@
                 <w:rPr>
                   <w:rFonts w:ascii="Cambria Math" w:hAnsi="Cambria Math"/>
                 </w:rPr>
-                <m:t>36,67 s</m:t>
-              </m:r>
-              <m:r>
-                <w:rPr>
-                  <w:rFonts w:ascii="Cambria Math" w:hAnsi="Cambria Math"/>
-                </w:rPr>
-                <m:t>*</m:t>
+                <m:t>36,67 s*</m:t>
               </m:r>
               <m:sSup>
                 <m:sSupPr>
@@ -10030,13 +9928,7 @@
                 <w:rPr>
                   <w:rFonts w:ascii="Cambria Math" w:hAnsi="Cambria Math"/>
                 </w:rPr>
-                <m:t>36,67</m:t>
-              </m:r>
-              <m:r>
-                <w:rPr>
-                  <w:rFonts w:ascii="Cambria Math" w:hAnsi="Cambria Math"/>
-                </w:rPr>
-                <m:t>*</m:t>
+                <m:t>36,67*</m:t>
               </m:r>
               <m:sSup>
                 <m:sSupPr>
@@ -10139,13 +10031,7 @@
                 <w:rPr>
                   <w:rFonts w:ascii="Cambria Math" w:hAnsi="Cambria Math"/>
                 </w:rPr>
-                <m:t>45,83s</m:t>
-              </m:r>
-              <m:r>
-                <w:rPr>
-                  <w:rFonts w:ascii="Cambria Math" w:hAnsi="Cambria Math"/>
-                </w:rPr>
-                <m:t>*</m:t>
+                <m:t>45,83s*</m:t>
               </m:r>
               <m:sSup>
                 <m:sSupPr>
@@ -12667,13 +12553,8 @@
       <w:r>
         <w:t xml:space="preserve">el factor de mejora </w:t>
       </w:r>
-      <w:proofErr w:type="gramStart"/>
-      <w:r>
-        <w:t>es  2</w:t>
-      </w:r>
-      <w:proofErr w:type="gramEnd"/>
-      <w:r>
-        <w:t>. Por lo tanto, la ganancia es:</w:t>
+      <w:r>
+        <w:t>es  2. Por lo tanto, la ganancia es:</w:t>
       </w:r>
     </w:p>
     <w:p>
@@ -14820,7 +14701,19 @@
         <w:ind w:left="1151" w:firstLine="0"/>
       </w:pPr>
       <w:r>
-        <w:t>Recomendaría la mejora de instrucciones de salto condicional ya que según la Ley de Amdahl es quién produce una mayor ganancia. Esto se debe que el empleo de esta</w:t>
+        <w:t xml:space="preserve">Recomendaría la mejora de instrucciones de salto condicional </w:t>
+      </w:r>
+      <w:r>
+        <w:t xml:space="preserve">y suma </w:t>
+      </w:r>
+      <w:r>
+        <w:t>ya que según la Ley de Amdahl produce</w:t>
+      </w:r>
+      <w:r>
+        <w:t>n</w:t>
+      </w:r>
+      <w:r>
+        <w:t xml:space="preserve"> una mayor ganancia. Esto se debe que el empleo de esta</w:t>
       </w:r>
       <w:r>
         <w:t>s</w:t>
@@ -14828,6 +14721,16 @@
       <w:r>
         <w:t xml:space="preserve"> instrucciones es mucho más frecuente.</w:t>
       </w:r>
+    </w:p>
+    <w:p>
+      <w:pPr>
+        <w:pStyle w:val="Prrafodelista"/>
+        <w:tabs>
+          <w:tab w:val="left" w:pos="1151"/>
+        </w:tabs>
+        <w:spacing w:before="21"/>
+        <w:ind w:left="1151" w:firstLine="0"/>
+      </w:pPr>
     </w:p>
     <w:p>
       <w:pPr>
@@ -14853,6 +14756,7 @@
         <w:ind w:right="156"/>
       </w:pPr>
       <w:r>
+        <w:lastRenderedPageBreak/>
         <w:t>Si</w:t>
       </w:r>
       <w:r>
@@ -14862,12 +14766,210 @@
         <w:t xml:space="preserve"> </w:t>
       </w:r>
       <w:r>
-        <w:t xml:space="preserve">un programa tardaba antes de la mejora 28,3 s. en ejecutarse calcule cuánto tardará </w:t>
-      </w:r>
-      <w:r>
-        <w:lastRenderedPageBreak/>
-        <w:t>con las dos mejoras que hemos elegido en el apartado anterior.</w:t>
-      </w:r>
+        <w:t>un programa tardaba antes de la mejora 28,3 s. en ejecutarse calcule cuánto tardará con las dos mejoras que hemos elegido en el apartado anterior.</w:t>
+      </w:r>
+    </w:p>
+    <w:p>
+      <w:pPr>
+        <w:pStyle w:val="Prrafodelista"/>
+        <w:tabs>
+          <w:tab w:val="left" w:pos="1153"/>
+        </w:tabs>
+        <w:spacing w:before="21" w:line="259" w:lineRule="auto"/>
+        <w:ind w:left="1153" w:right="156" w:firstLine="0"/>
+      </w:pPr>
+      <m:oMathPara>
+        <m:oMath>
+          <m:sSub>
+            <m:sSubPr>
+              <m:ctrlPr>
+                <w:rPr>
+                  <w:rFonts w:ascii="Cambria Math" w:hAnsi="Cambria Math"/>
+                  <w:i/>
+                </w:rPr>
+              </m:ctrlPr>
+            </m:sSubPr>
+            <m:e>
+              <m:r>
+                <w:rPr>
+                  <w:rFonts w:ascii="Cambria Math" w:hAnsi="Cambria Math"/>
+                </w:rPr>
+                <m:t>Ganancia</m:t>
+              </m:r>
+            </m:e>
+            <m:sub>
+              <m:r>
+                <w:rPr>
+                  <w:rFonts w:ascii="Cambria Math" w:hAnsi="Cambria Math"/>
+                </w:rPr>
+                <m:t>suma</m:t>
+              </m:r>
+              <m:r>
+                <w:rPr>
+                  <w:rFonts w:ascii="Cambria Math" w:hAnsi="Cambria Math"/>
+                </w:rPr>
+                <m:t>+salto</m:t>
+              </m:r>
+            </m:sub>
+          </m:sSub>
+          <m:r>
+            <w:rPr>
+              <w:rFonts w:ascii="Cambria Math" w:hAnsi="Cambria Math"/>
+            </w:rPr>
+            <m:t xml:space="preserve">= </m:t>
+          </m:r>
+          <m:f>
+            <m:fPr>
+              <m:ctrlPr>
+                <w:rPr>
+                  <w:rFonts w:ascii="Cambria Math" w:hAnsi="Cambria Math"/>
+                  <w:i/>
+                </w:rPr>
+              </m:ctrlPr>
+            </m:fPr>
+            <m:num>
+              <m:r>
+                <w:rPr>
+                  <w:rFonts w:ascii="Cambria Math" w:hAnsi="Cambria Math"/>
+                </w:rPr>
+                <m:t>1</m:t>
+              </m:r>
+            </m:num>
+            <m:den>
+              <m:d>
+                <m:dPr>
+                  <m:ctrlPr>
+                    <w:rPr>
+                      <w:rFonts w:ascii="Cambria Math" w:hAnsi="Cambria Math"/>
+                      <w:i/>
+                    </w:rPr>
+                  </m:ctrlPr>
+                </m:dPr>
+                <m:e>
+                  <m:r>
+                    <w:rPr>
+                      <w:rFonts w:ascii="Cambria Math" w:hAnsi="Cambria Math"/>
+                    </w:rPr>
+                    <m:t>1-</m:t>
+                  </m:r>
+                  <m:r>
+                    <w:rPr>
+                      <w:rFonts w:ascii="Cambria Math" w:hAnsi="Cambria Math"/>
+                    </w:rPr>
+                    <m:t>(</m:t>
+                  </m:r>
+                  <m:r>
+                    <w:rPr>
+                      <w:rFonts w:ascii="Cambria Math" w:hAnsi="Cambria Math"/>
+                    </w:rPr>
+                    <m:t>0,3</m:t>
+                  </m:r>
+                  <m:r>
+                    <w:rPr>
+                      <w:rFonts w:ascii="Cambria Math" w:hAnsi="Cambria Math"/>
+                    </w:rPr>
+                    <m:t>+0,34)</m:t>
+                  </m:r>
+                </m:e>
+              </m:d>
+              <m:r>
+                <w:rPr>
+                  <w:rFonts w:ascii="Cambria Math" w:hAnsi="Cambria Math"/>
+                </w:rPr>
+                <m:t>+</m:t>
+              </m:r>
+              <m:r>
+                <w:rPr>
+                  <w:rFonts w:ascii="Cambria Math" w:hAnsi="Cambria Math"/>
+                </w:rPr>
+                <m:t>(</m:t>
+              </m:r>
+              <m:f>
+                <m:fPr>
+                  <m:ctrlPr>
+                    <w:rPr>
+                      <w:rFonts w:ascii="Cambria Math" w:hAnsi="Cambria Math"/>
+                      <w:i/>
+                    </w:rPr>
+                  </m:ctrlPr>
+                </m:fPr>
+                <m:num>
+                  <m:r>
+                    <w:rPr>
+                      <w:rFonts w:ascii="Cambria Math" w:hAnsi="Cambria Math"/>
+                    </w:rPr>
+                    <m:t>0,3</m:t>
+                  </m:r>
+                </m:num>
+                <m:den>
+                  <m:r>
+                    <w:rPr>
+                      <w:rFonts w:ascii="Cambria Math" w:hAnsi="Cambria Math"/>
+                    </w:rPr>
+                    <m:t>5</m:t>
+                  </m:r>
+                </m:den>
+              </m:f>
+              <m:r>
+                <w:rPr>
+                  <w:rFonts w:ascii="Cambria Math" w:hAnsi="Cambria Math"/>
+                </w:rPr>
+                <m:t>+</m:t>
+              </m:r>
+              <m:f>
+                <m:fPr>
+                  <m:ctrlPr>
+                    <w:rPr>
+                      <w:rFonts w:ascii="Cambria Math" w:hAnsi="Cambria Math"/>
+                      <w:i/>
+                    </w:rPr>
+                  </m:ctrlPr>
+                </m:fPr>
+                <m:num>
+                  <m:r>
+                    <w:rPr>
+                      <w:rFonts w:ascii="Cambria Math" w:hAnsi="Cambria Math"/>
+                    </w:rPr>
+                    <m:t>0,3</m:t>
+                  </m:r>
+                  <m:r>
+                    <w:rPr>
+                      <w:rFonts w:ascii="Cambria Math" w:hAnsi="Cambria Math"/>
+                    </w:rPr>
+                    <m:t>4</m:t>
+                  </m:r>
+                </m:num>
+                <m:den>
+                  <m:r>
+                    <w:rPr>
+                      <w:rFonts w:ascii="Cambria Math" w:hAnsi="Cambria Math"/>
+                    </w:rPr>
+                    <m:t>4</m:t>
+                  </m:r>
+                </m:den>
+              </m:f>
+              <m:r>
+                <w:rPr>
+                  <w:rFonts w:ascii="Cambria Math" w:hAnsi="Cambria Math"/>
+                </w:rPr>
+                <m:t>)</m:t>
+              </m:r>
+            </m:den>
+          </m:f>
+          <m:r>
+            <w:rPr>
+              <w:rFonts w:ascii="Cambria Math" w:hAnsi="Cambria Math"/>
+            </w:rPr>
+            <m:t>=1,</m:t>
+          </m:r>
+          <m:r>
+            <w:rPr>
+              <w:rFonts w:ascii="Cambria Math" w:hAnsi="Cambria Math"/>
+            </w:rPr>
+            <m:t>98</m:t>
+          </m:r>
+        </m:oMath>
+      </m:oMathPara>
     </w:p>
     <w:p>
       <w:pPr>
@@ -14992,7 +15094,15 @@
                   <w:sz w:val="18"/>
                   <w:szCs w:val="18"/>
                 </w:rPr>
-                <m:t>1,3423</m:t>
+                <m:t>1,</m:t>
+              </m:r>
+              <m:r>
+                <w:rPr>
+                  <w:rFonts w:ascii="Cambria Math" w:hAnsi="Cambria Math"/>
+                  <w:sz w:val="18"/>
+                  <w:szCs w:val="18"/>
+                </w:rPr>
+                <m:t>98</m:t>
               </m:r>
             </m:den>
           </m:f>
@@ -15002,7 +15112,23 @@
               <w:sz w:val="18"/>
               <w:szCs w:val="18"/>
             </w:rPr>
-            <m:t>=21,08 s</m:t>
+            <m:t>=</m:t>
+          </m:r>
+          <m:r>
+            <w:rPr>
+              <w:rFonts w:ascii="Cambria Math" w:hAnsi="Cambria Math"/>
+              <w:sz w:val="18"/>
+              <w:szCs w:val="18"/>
+            </w:rPr>
+            <m:t>14,29</m:t>
+          </m:r>
+          <m:r>
+            <w:rPr>
+              <w:rFonts w:ascii="Cambria Math" w:hAnsi="Cambria Math"/>
+              <w:sz w:val="18"/>
+              <w:szCs w:val="18"/>
+            </w:rPr>
+            <m:t xml:space="preserve"> s</m:t>
           </m:r>
         </m:oMath>
       </m:oMathPara>
@@ -16021,6 +16147,7 @@
         <w:rPr>
           <w:b/>
         </w:rPr>
+        <w:lastRenderedPageBreak/>
         <w:t xml:space="preserve">ponderado </w:t>
       </w:r>
       <w:r>
@@ -16228,7 +16355,6 @@
               <w:sz w:val="20"/>
               <w:szCs w:val="20"/>
             </w:rPr>
-            <w:lastRenderedPageBreak/>
             <m:t>TZ promedio=1s*0,85+100s*0,15+200 s*0,05≈20,85 s</m:t>
           </m:r>
         </m:oMath>
@@ -16245,7 +16371,16 @@
         <w:jc w:val="both"/>
       </w:pPr>
       <w:r>
-        <w:t>El sistema X es mejor al tener un mejor tiempo de ejecución promedio</w:t>
+        <w:t xml:space="preserve">El sistema </w:t>
+      </w:r>
+      <w:r>
+        <w:t>Y</w:t>
+      </w:r>
+      <w:r>
+        <w:t xml:space="preserve"> es mejor al tener un mejor tiempo de ejecución promedio</w:t>
+      </w:r>
+      <w:r>
+        <w:t>.</w:t>
       </w:r>
     </w:p>
     <w:p>
@@ -18545,7 +18680,6 @@
                         <w:szCs w:val="24"/>
                       </w:rPr>
                     </w:pPr>
-                    <w:proofErr w:type="spellStart"/>
                     <w:r>
                       <w:rPr>
                         <w:b/>
@@ -18554,18 +18688,7 @@
                         <w:sz w:val="24"/>
                         <w:szCs w:val="24"/>
                       </w:rPr>
-                      <w:t>Rodriguez</w:t>
-                    </w:r>
-                    <w:proofErr w:type="spellEnd"/>
-                    <w:r>
-                      <w:rPr>
-                        <w:b/>
-                        <w:bCs/>
-                        <w:spacing w:val="-2"/>
-                        <w:sz w:val="24"/>
-                        <w:szCs w:val="24"/>
-                      </w:rPr>
-                      <w:t xml:space="preserve"> del Busto, Sofia</w:t>
+                      <w:t>Rodriguez del Busto, Sofia</w:t>
                     </w:r>
                   </w:p>
                 </w:txbxContent>
